--- a/spa/docx/001.content.docx
+++ b/spa/docx/001.content.docx
@@ -19,7 +19,7 @@
         <w:rPr>
           <w:lang w:val="es_ES" w:bidi="es_ES"/>
         </w:rPr>
-        <w:t>Resource: Tyndale Open Bible Dictionary</w:t>
+        <w:t>Resource: Aquifer Open Bible Dictionary</w:t>
       </w:r>
       <w:r>
         <w:rPr>
@@ -112,7 +112,7 @@
         <w:rPr>
           <w:lang w:val="es_ES" w:bidi="es_ES"/>
         </w:rPr>
-        <w:t>Tyndale Open Bible Dictionary</w:t>
+        <w:t>Aquifer Open Bible Dictionary</w:t>
       </w:r>
     </w:p>
     <w:p>

--- a/spa/docx/001.content.docx
+++ b/spa/docx/001.content.docx
@@ -233,18 +233,12 @@
         </w:rPr>
         <w:t xml:space="preserve">Otra forma de Elifelet, un nombre alternativo para el hijo de David, Elifelet, en </w:t>
       </w:r>
-      <w:hyperlink r:id="rId13">
-        <w:r>
-          <w:rPr>
-            <w:lang w:val="es_ES" w:bidi="es_ES"/>
-          </w:rPr>
-          <w:rPr>
-            <w:color w:val="0000EE"/>
-            <w:u w:val="single"/>
-          </w:rPr>
-          <w:t>1 Crónicas 14:5</w:t>
-        </w:r>
-      </w:hyperlink>
+      <w:r>
+        <w:rPr>
+          <w:lang w:val="es_ES" w:bidi="es_ES"/>
+        </w:rPr>
+        <w:t>1 Crónicas 14:5</w:t>
+      </w:r>
       <w:r>
         <w:rPr>
           <w:lang w:val="es_ES" w:bidi="es_ES"/>
@@ -324,18 +318,12 @@
         </w:rPr>
         <w:t>Cristiano en Roma a quien Pablo envió saludos, llamándolo "amado mio" (</w:t>
       </w:r>
-      <w:hyperlink r:id="rId14">
-        <w:r>
-          <w:rPr>
-            <w:lang w:val="es_ES" w:bidi="es_ES"/>
-          </w:rPr>
-          <w:rPr>
-            <w:color w:val="0000EE"/>
-            <w:u w:val="single"/>
-          </w:rPr>
-          <w:t>Ro 16:9</w:t>
-        </w:r>
-      </w:hyperlink>
+      <w:r>
+        <w:rPr>
+          <w:lang w:val="es_ES" w:bidi="es_ES"/>
+        </w:rPr>
+        <w:t>Ro 16:9</w:t>
+      </w:r>
       <w:r>
         <w:rPr>
           <w:lang w:val="es_ES" w:bidi="es_ES"/>
@@ -401,18 +389,12 @@
         </w:rPr>
         <w:t>Designación dada a Samut, uno de los doce capitanes mensuales de David, que significa un hombre de una familia o pueblo llamado Izra (</w:t>
       </w:r>
-      <w:hyperlink r:id="rId15">
-        <w:r>
-          <w:rPr>
-            <w:lang w:val="es_ES" w:bidi="es_ES"/>
-          </w:rPr>
-          <w:rPr>
-            <w:color w:val="0000EE"/>
-            <w:u w:val="single"/>
-          </w:rPr>
-          <w:t>1 Cro 27:8</w:t>
-        </w:r>
-      </w:hyperlink>
+      <w:r>
+        <w:rPr>
+          <w:lang w:val="es_ES" w:bidi="es_ES"/>
+        </w:rPr>
+        <w:t>1 Cro 27:8</w:t>
+      </w:r>
       <w:r>
         <w:rPr>
           <w:lang w:val="es_ES" w:bidi="es_ES"/>
@@ -443,18 +425,12 @@
         </w:rPr>
         <w:t>", un descendiente de Zera de Judá (</w:t>
       </w:r>
-      <w:hyperlink r:id="rId16">
-        <w:r>
-          <w:rPr>
-            <w:lang w:val="es_ES" w:bidi="es_ES"/>
-          </w:rPr>
-          <w:rPr>
-            <w:color w:val="0000EE"/>
-            <w:u w:val="single"/>
-          </w:rPr>
-          <w:t>1 Cro 27:11</w:t>
-        </w:r>
-      </w:hyperlink>
+      <w:r>
+        <w:rPr>
+          <w:lang w:val="es_ES" w:bidi="es_ES"/>
+        </w:rPr>
+        <w:t>1 Cro 27:11</w:t>
+      </w:r>
       <w:r>
         <w:rPr>
           <w:lang w:val="es_ES" w:bidi="es_ES"/>
@@ -509,18 +485,12 @@
         </w:rPr>
         <w:t xml:space="preserve">Grafia de la Versión RVR1909 para "áloes" en </w:t>
       </w:r>
-      <w:hyperlink r:id="rId17">
-        <w:r>
-          <w:rPr>
-            <w:lang w:val="es_ES" w:bidi="es_ES"/>
-          </w:rPr>
-          <w:rPr>
-            <w:color w:val="0000EE"/>
-            <w:u w:val="single"/>
-          </w:rPr>
-          <w:t>Números 24:6</w:t>
-        </w:r>
-      </w:hyperlink>
+      <w:r>
+        <w:rPr>
+          <w:lang w:val="es_ES" w:bidi="es_ES"/>
+        </w:rPr>
+        <w:t>Números 24:6</w:t>
+      </w:r>
       <w:r>
         <w:rPr>
           <w:lang w:val="es_ES" w:bidi="es_ES"/>
@@ -608,18 +578,12 @@
         </w:rPr>
         <w:t>Uno de los diez hijos de Amán que fueron asesinados por los judíos (</w:t>
       </w:r>
-      <w:hyperlink r:id="rId18">
-        <w:r>
-          <w:rPr>
-            <w:lang w:val="es_ES" w:bidi="es_ES"/>
-          </w:rPr>
-          <w:rPr>
-            <w:color w:val="0000EE"/>
-            <w:u w:val="single"/>
-          </w:rPr>
-          <w:t>Est 9:7</w:t>
-        </w:r>
-      </w:hyperlink>
+      <w:r>
+        <w:rPr>
+          <w:lang w:val="es_ES" w:bidi="es_ES"/>
+        </w:rPr>
+        <w:t>Est 9:7</w:t>
+      </w:r>
       <w:r>
         <w:rPr>
           <w:lang w:val="es_ES" w:bidi="es_ES"/>
@@ -674,18 +638,12 @@
         </w:rPr>
         <w:t>Padre de Josafat de la tribu de Isacar. Josafat fue designado para proporcionar alimento al rey Salomón y a su casa durante un mes al año (</w:t>
       </w:r>
-      <w:hyperlink r:id="rId19">
-        <w:r>
-          <w:rPr>
-            <w:lang w:val="es_ES" w:bidi="es_ES"/>
-          </w:rPr>
-          <w:rPr>
-            <w:color w:val="0000EE"/>
-            <w:u w:val="single"/>
-          </w:rPr>
-          <w:t>1 Re 4:7,17</w:t>
-        </w:r>
-      </w:hyperlink>
+      <w:r>
+        <w:rPr>
+          <w:lang w:val="es_ES" w:bidi="es_ES"/>
+        </w:rPr>
+        <w:t>1 Re 4:7,17</w:t>
+      </w:r>
       <w:r>
         <w:rPr>
           <w:lang w:val="es_ES" w:bidi="es_ES"/>
@@ -740,18 +698,12 @@
         </w:rPr>
         <w:t>1. El hijo de Estón, hermano de Bet-rafa y descendiente de Kelub de la tribu de Judá. Paseah es mencionado como uno de los hombres de Reca (</w:t>
       </w:r>
-      <w:hyperlink r:id="rId20">
-        <w:r>
-          <w:rPr>
-            <w:lang w:val="es_ES" w:bidi="es_ES"/>
-          </w:rPr>
-          <w:rPr>
-            <w:color w:val="0000EE"/>
-            <w:u w:val="single"/>
-          </w:rPr>
-          <w:t>1 Cro 4:12</w:t>
-        </w:r>
-      </w:hyperlink>
+      <w:r>
+        <w:rPr>
+          <w:lang w:val="es_ES" w:bidi="es_ES"/>
+        </w:rPr>
+        <w:t>1 Cro 4:12</w:t>
+      </w:r>
       <w:r>
         <w:rPr>
           <w:lang w:val="es_ES" w:bidi="es_ES"/>
@@ -772,36 +724,24 @@
         </w:rPr>
         <w:t>2. Antepasado de una familia de servidores del templo que regresó a Palestina con Zorobabel después del cautiverio babilónico (</w:t>
       </w:r>
-      <w:hyperlink r:id="rId21">
-        <w:r>
-          <w:rPr>
-            <w:lang w:val="es_ES" w:bidi="es_ES"/>
-          </w:rPr>
-          <w:rPr>
-            <w:color w:val="0000EE"/>
-            <w:u w:val="single"/>
-          </w:rPr>
-          <w:t>Esd 2:49,</w:t>
-        </w:r>
-      </w:hyperlink>
+      <w:r>
+        <w:rPr>
+          <w:lang w:val="es_ES" w:bidi="es_ES"/>
+        </w:rPr>
+        <w:t>Esd 2:49,</w:t>
+      </w:r>
       <w:r>
         <w:rPr>
           <w:lang w:val="es_ES" w:bidi="es_ES"/>
         </w:rPr>
         <w:t xml:space="preserve"> </w:t>
       </w:r>
-      <w:hyperlink r:id="rId22">
-        <w:r>
-          <w:rPr>
-            <w:lang w:val="es_ES" w:bidi="es_ES"/>
-          </w:rPr>
-          <w:rPr>
-            <w:color w:val="0000EE"/>
-            <w:u w:val="single"/>
-          </w:rPr>
-          <w:t>Ne 7:51</w:t>
-        </w:r>
-      </w:hyperlink>
+      <w:r>
+        <w:rPr>
+          <w:lang w:val="es_ES" w:bidi="es_ES"/>
+        </w:rPr>
+        <w:t>Ne 7:51</w:t>
+      </w:r>
       <w:r>
         <w:rPr>
           <w:lang w:val="es_ES" w:bidi="es_ES"/>
@@ -822,18 +762,12 @@
         </w:rPr>
         <w:t>3. Padre de Joiadá. Joiadá, junto con Mesulam, reparó la Puerta Vieja de Jerusalén bajo la dirección de Nehemías durante el período postexílico (</w:t>
       </w:r>
-      <w:hyperlink r:id="rId23">
-        <w:r>
-          <w:rPr>
-            <w:lang w:val="es_ES" w:bidi="es_ES"/>
-          </w:rPr>
-          <w:rPr>
-            <w:color w:val="0000EE"/>
-            <w:u w:val="single"/>
-          </w:rPr>
-          <w:t>Ne 3:6</w:t>
-        </w:r>
-      </w:hyperlink>
+      <w:r>
+        <w:rPr>
+          <w:lang w:val="es_ES" w:bidi="es_ES"/>
+        </w:rPr>
+        <w:t>Ne 3:6</w:t>
+      </w:r>
       <w:r>
         <w:rPr>
           <w:lang w:val="es_ES" w:bidi="es_ES"/>
